--- a/templates/act.docx
+++ b/templates/act.docx
@@ -33,7 +33,7 @@
           <w:b/>
           <w:sz w:val="22"/>
         </w:rPr>
-        <w:t>gadsf</w:t>
+        <w:t>test</w:t>
       </w:r>
     </w:p>
     <w:p/>
@@ -54,14 +54,14 @@
           <w:rFonts w:ascii="Times New Roman" w:hAnsi="Times New Roman"/>
           <w:sz w:val="22"/>
         </w:rPr>
-        <w:t xml:space="preserve">, именуе{{ SEX }} в дальнейшем «Заказчик», с одной стороны, и МЦФПИН в лице ректора Евтушенко Андрея Александровича, действующего на основании Устава, именуемый в дальнейшем «Исполнитель», составили настоящий акт в подтверждение того, что Исполнителем оказаны услуги по организации участия Заказчика в </w:t>
+        <w:t xml:space="preserve">, именуем{{ SEX }} в дальнейшем «Заказчик», с одной стороны, и МЦФПИН в лице ректора Евтушенко Андрея Александровича, действующего на основании Устава, именуемый в дальнейшем «Исполнитель», составили настоящий акт в подтверждение того, что Исполнителем оказаны услуги по организации участия Заказчика в </w:t>
       </w:r>
       <w:r>
         <w:rPr>
           <w:rFonts w:ascii="Times New Roman" w:hAnsi="Times New Roman"/>
           <w:sz w:val="22"/>
         </w:rPr>
-        <w:t>gadsf</w:t>
+        <w:t>test</w:t>
       </w:r>
     </w:p>
     <w:p>
